--- a/documents/pcyst/PCYST_7_Decision_Discussion.docx
+++ b/documents/pcyst/PCYST_7_Decision_Discussion.docx
@@ -4016,7 +4016,7 @@
                 <w:i w:val="0"/>
                 <w:sz w:val="19"/>
               </w:rPr>
-              <w:t>After 5 years of stability, standardised incidence ratios of 1.12 at age 75 or over and 0.95 at 65 or over with cysts of 15 mm or less support stopping; the roadmap notes these rest on 3 and 2 cancers.</w:t>
+              <w:t>After 5 years of stability, standardised incidence ratios of 1.12 at 75 or over and 0.95 at 65 or over with cysts of 15 mm or less underpin the authors' proposal to stop at over 75 with cysts under 30 mm, or at 65 or over with cysts of 15 mm or less; the roadmap notes these rest on 3 and 2 cancers.</w:t>
             </w:r>
           </w:p>
         </w:tc>
@@ -8543,7 +8543,7 @@
                 <w:i w:val="0"/>
                 <w:sz w:val="19"/>
               </w:rPr>
-              <w:t>Surveil every resected IPMN: MRI every 24 months after low- or intermediate-grade dysplasia, MRI or EUS 6-monthly after high-grade dysplasia or cancer; no follow-up for a resected MCN without cancer.</w:t>
+              <w:t>Surveil every resected IPMN: MRI every 24 months after low- or intermediate-grade dysplasia with no residual cyst, MRI or EUS 6-monthly after high-grade dysplasia or cancer; no follow-up for a resected MCN without cancer.</w:t>
             </w:r>
           </w:p>
         </w:tc>
@@ -9362,7 +9362,7 @@
                 <w:i w:val="0"/>
                 <w:sz w:val="19"/>
               </w:rPr>
-              <w:t>After 5 years of stability, the standardised incidence ratio at 75 or over was 1.12 (0.23 to 3.39) from 3 cancers, while all-cause mortality ran about sixteen times disease-specific mortality.</w:t>
+              <w:t>After 5 years of stability, the standardised incidence ratio at 75 or over was 1.12 (0.23 to 3.39) from 3 cancers, while across all 1,617 stable patients all-cause mortality ran about sixteen times disease-specific mortality (4.9% vs 0.3%).</w:t>
             </w:r>
           </w:p>
         </w:tc>
@@ -11514,7 +11514,7 @@
                 <w:i w:val="0"/>
                 <w:sz w:val="19"/>
               </w:rPr>
-              <w:t>Cytology should be sent to assess for high-grade dysplasia, and dysplasia or cancer on cytology prompts EUS or multidisciplinary referral; pooled sensitivity 54 to 63%, specificity 88 to 93%.</w:t>
+              <w:t>Cytology should be sent to assess for high-grade dysplasia, and high-grade dysplasia or cancer on cytology prompts EUS or multidisciplinary referral; pooled sensitivity 54 to 63%, specificity 88 to 93%.</w:t>
             </w:r>
           </w:p>
         </w:tc>
@@ -12711,7 +12711,7 @@
                 <w:color w:val="5A6069"/>
                 <w:sz w:val="18"/>
               </w:rPr>
-              <w:t>Practice choices with limited evidence · item 7; Gate 9 · Standard 'Stop when the patient is no longer a candidate…' note</w:t>
+              <w:t>Practice choices with limited evidence · item 7; Appendix · ACG 2018 · limitations the authors state</w:t>
             </w:r>
           </w:p>
         </w:tc>
@@ -13441,7 +13441,7 @@
           <w:b w:val="0"/>
           <w:i w:val="0"/>
         </w:rPr>
-        <w:t>ACG and the European guideline agree on releasing serous cystadenoma, but only ACG releases a resected MCN, on an absence of events in modest series, and ACG keeps resected solid pseudopapillary neoplasm under yearly follow-up.</w:t>
+        <w:t>ACG releases a resected serous cystadenoma and the European guideline a radiologically diagnosed one after a year. Only ACG releases a resected MCN, on an absence of events in modest series, and ACG keeps a resected solid pseudopapillary neoplasm under yearly follow-up.</w:t>
       </w:r>
     </w:p>
     <w:p>

--- a/documents/pcyst/PCYST_7_Decision_Discussion.docx
+++ b/documents/pcyst/PCYST_7_Decision_Discussion.docx
@@ -39,7 +39,7 @@
           <w:b w:val="0"/>
           <w:i w:val="0"/>
         </w:rPr>
-        <w:t>One file for the multidisciplinary decision on this tumor, covering every setting: cancer roadmap. For each question: the positions of guidelines, trials and papers where they differ, our proposed selection, and space for the decision. All proposals are OPEN; nothing in this document is activated or approved.</w:t>
+        <w:t>One file for the multidisciplinary decision on this tumor, covering every setting: roadmap. For each question: the positions of guidelines, trials and papers where they differ, our proposed selection, and space for the decision. All proposals are OPEN; nothing in this document is activated or approved.</w:t>
       </w:r>
     </w:p>
     <w:p>
@@ -59,14 +59,14 @@
           <w:i w:val="0"/>
           <w:sz w:val="20"/>
         </w:rPr>
-        <w:t xml:space="preserve">Cancer roadmap (full content): </w:t>
+        <w:t xml:space="preserve">Roadmap (full content): </w:t>
       </w:r>
       <w:r>
         <w:rPr>
           <w:b w:val="0"/>
           <w:i/>
         </w:rPr>
-        <w:t>PCYST_1_Cancer_Roadmap.docx</w:t>
+        <w:t>PCYST_1_Roadmap.docx</w:t>
       </w:r>
     </w:p>
     <w:p>
@@ -226,7 +226,7 @@
                 <w:i w:val="0"/>
                 <w:sz w:val="19"/>
               </w:rPr>
-              <w:t>Cancer roadmap</w:t>
+              <w:t>Roadmap</w:t>
             </w:r>
           </w:p>
         </w:tc>
@@ -332,7 +332,7 @@
                 <w:i w:val="0"/>
                 <w:sz w:val="19"/>
               </w:rPr>
-              <w:t>Cancer roadmap</w:t>
+              <w:t>Roadmap</w:t>
             </w:r>
           </w:p>
         </w:tc>
@@ -438,7 +438,7 @@
                 <w:i w:val="0"/>
                 <w:sz w:val="19"/>
               </w:rPr>
-              <w:t>Cancer roadmap</w:t>
+              <w:t>Roadmap</w:t>
             </w:r>
           </w:p>
         </w:tc>
@@ -544,7 +544,7 @@
                 <w:i w:val="0"/>
                 <w:sz w:val="19"/>
               </w:rPr>
-              <w:t>Cancer roadmap</w:t>
+              <w:t>Roadmap</w:t>
             </w:r>
           </w:p>
         </w:tc>
@@ -650,7 +650,7 @@
                 <w:i w:val="0"/>
                 <w:sz w:val="19"/>
               </w:rPr>
-              <w:t>Cancer roadmap</w:t>
+              <w:t>Roadmap</w:t>
             </w:r>
           </w:p>
         </w:tc>
@@ -756,7 +756,7 @@
                 <w:i w:val="0"/>
                 <w:sz w:val="19"/>
               </w:rPr>
-              <w:t>Cancer roadmap</w:t>
+              <w:t>Roadmap</w:t>
             </w:r>
           </w:p>
         </w:tc>
@@ -862,7 +862,7 @@
                 <w:i w:val="0"/>
                 <w:sz w:val="19"/>
               </w:rPr>
-              <w:t>Cancer roadmap</w:t>
+              <w:t>Roadmap</w:t>
             </w:r>
           </w:p>
         </w:tc>
@@ -968,7 +968,7 @@
                 <w:i w:val="0"/>
                 <w:sz w:val="19"/>
               </w:rPr>
-              <w:t>Cancer roadmap</w:t>
+              <w:t>Roadmap</w:t>
             </w:r>
           </w:p>
         </w:tc>
@@ -1074,7 +1074,7 @@
                 <w:i w:val="0"/>
                 <w:sz w:val="19"/>
               </w:rPr>
-              <w:t>Cancer roadmap</w:t>
+              <w:t>Roadmap</w:t>
             </w:r>
           </w:p>
         </w:tc>
@@ -1180,7 +1180,7 @@
                 <w:i w:val="0"/>
                 <w:sz w:val="19"/>
               </w:rPr>
-              <w:t>Cancer roadmap</w:t>
+              <w:t>Roadmap</w:t>
             </w:r>
           </w:p>
         </w:tc>
@@ -1286,7 +1286,7 @@
                 <w:i w:val="0"/>
                 <w:sz w:val="19"/>
               </w:rPr>
-              <w:t>Cancer roadmap</w:t>
+              <w:t>Roadmap</w:t>
             </w:r>
           </w:p>
         </w:tc>
@@ -1392,7 +1392,7 @@
                 <w:i w:val="0"/>
                 <w:sz w:val="19"/>
               </w:rPr>
-              <w:t>Cancer roadmap</w:t>
+              <w:t>Roadmap</w:t>
             </w:r>
           </w:p>
         </w:tc>
@@ -1498,7 +1498,7 @@
                 <w:i w:val="0"/>
                 <w:sz w:val="19"/>
               </w:rPr>
-              <w:t>Cancer roadmap</w:t>
+              <w:t>Roadmap</w:t>
             </w:r>
           </w:p>
         </w:tc>
@@ -1604,7 +1604,7 @@
                 <w:i w:val="0"/>
                 <w:sz w:val="19"/>
               </w:rPr>
-              <w:t>Cancer roadmap</w:t>
+              <w:t>Roadmap</w:t>
             </w:r>
           </w:p>
         </w:tc>
@@ -1710,7 +1710,7 @@
                 <w:i w:val="0"/>
                 <w:sz w:val="19"/>
               </w:rPr>
-              <w:t>Cancer roadmap</w:t>
+              <w:t>Roadmap</w:t>
             </w:r>
           </w:p>
         </w:tc>
@@ -1816,7 +1816,7 @@
                 <w:i w:val="0"/>
                 <w:sz w:val="19"/>
               </w:rPr>
-              <w:t>Cancer roadmap</w:t>
+              <w:t>Roadmap</w:t>
             </w:r>
           </w:p>
         </w:tc>
@@ -1922,7 +1922,7 @@
                 <w:i w:val="0"/>
                 <w:sz w:val="19"/>
               </w:rPr>
-              <w:t>Cancer roadmap</w:t>
+              <w:t>Roadmap</w:t>
             </w:r>
           </w:p>
         </w:tc>
@@ -2028,7 +2028,7 @@
                 <w:i w:val="0"/>
                 <w:sz w:val="19"/>
               </w:rPr>
-              <w:t>Cancer roadmap</w:t>
+              <w:t>Roadmap</w:t>
             </w:r>
           </w:p>
         </w:tc>
@@ -2134,7 +2134,7 @@
                 <w:i w:val="0"/>
                 <w:sz w:val="19"/>
               </w:rPr>
-              <w:t>Cancer roadmap</w:t>
+              <w:t>Roadmap</w:t>
             </w:r>
           </w:p>
         </w:tc>
@@ -2237,7 +2237,7 @@
           <w:b w:val="0"/>
           <w:i w:val="0"/>
         </w:rPr>
-        <w:t>Part 1. Cancer roadmap</w:t>
+        <w:t>Part 1. Roadmap</w:t>
       </w:r>
     </w:p>
     <w:p>
